--- a/public/templates/CT04_Phieu-danh-gia-phe-duyet-tuyen-dung_mau-trang.docx
+++ b/public/templates/CT04_Phieu-danh-gia-phe-duyet-tuyen-dung_mau-trang.docx
@@ -73,9 +73,6 @@
           <w:insideH w:val="none" w:color="FFFFFF" w:sz="0"/>
           <w:insideV w:val="none" w:color="FFFFFF" w:sz="0"/>
         </w:tblBorders>
-        <w:tblCellMar>
-          <w:bottom w:type="dxa" w:w="200"/>
-        </w:tblCellMar>
       </w:tblPr>
       <w:tblGrid>
         <w:gridCol w:w="4680"/>
@@ -91,7 +88,7 @@
             <w:tcMar>
               <w:top w:type="dxa" w:w="0"/>
               <w:left w:type="dxa" w:w="0"/>
-              <w:bottom w:type="dxa" w:w="0"/>
+              <w:bottom w:type="dxa" w:w="200"/>
               <w:right w:type="dxa" w:w="160"/>
             </w:tcMar>
           </w:tcPr>
@@ -116,7 +113,7 @@
             <w:tcMar>
               <w:top w:type="dxa" w:w="0"/>
               <w:left w:type="dxa" w:w="0"/>
-              <w:bottom w:type="dxa" w:w="0"/>
+              <w:bottom w:type="dxa" w:w="200"/>
               <w:right w:type="dxa" w:w="0"/>
             </w:tcMar>
           </w:tcPr>
@@ -148,9 +145,6 @@
           <w:insideH w:val="none" w:color="FFFFFF" w:sz="0"/>
           <w:insideV w:val="none" w:color="FFFFFF" w:sz="0"/>
         </w:tblBorders>
-        <w:tblCellMar>
-          <w:bottom w:type="dxa" w:w="200"/>
-        </w:tblCellMar>
       </w:tblPr>
       <w:tblGrid>
         <w:gridCol w:w="4680"/>
@@ -166,7 +160,7 @@
             <w:tcMar>
               <w:top w:type="dxa" w:w="0"/>
               <w:left w:type="dxa" w:w="0"/>
-              <w:bottom w:type="dxa" w:w="0"/>
+              <w:bottom w:type="dxa" w:w="200"/>
               <w:right w:type="dxa" w:w="160"/>
             </w:tcMar>
           </w:tcPr>
@@ -191,7 +185,7 @@
             <w:tcMar>
               <w:top w:type="dxa" w:w="0"/>
               <w:left w:type="dxa" w:w="0"/>
-              <w:bottom w:type="dxa" w:w="0"/>
+              <w:bottom w:type="dxa" w:w="200"/>
               <w:right w:type="dxa" w:w="0"/>
             </w:tcMar>
           </w:tcPr>
@@ -223,9 +217,6 @@
           <w:insideH w:val="none" w:color="FFFFFF" w:sz="0"/>
           <w:insideV w:val="none" w:color="FFFFFF" w:sz="0"/>
         </w:tblBorders>
-        <w:tblCellMar>
-          <w:bottom w:type="dxa" w:w="200"/>
-        </w:tblCellMar>
       </w:tblPr>
       <w:tblGrid>
         <w:gridCol w:w="4680"/>
@@ -241,7 +232,7 @@
             <w:tcMar>
               <w:top w:type="dxa" w:w="0"/>
               <w:left w:type="dxa" w:w="0"/>
-              <w:bottom w:type="dxa" w:w="0"/>
+              <w:bottom w:type="dxa" w:w="200"/>
               <w:right w:type="dxa" w:w="160"/>
             </w:tcMar>
           </w:tcPr>
@@ -266,7 +257,7 @@
             <w:tcMar>
               <w:top w:type="dxa" w:w="0"/>
               <w:left w:type="dxa" w:w="0"/>
-              <w:bottom w:type="dxa" w:w="0"/>
+              <w:bottom w:type="dxa" w:w="200"/>
               <w:right w:type="dxa" w:w="0"/>
             </w:tcMar>
           </w:tcPr>
@@ -298,9 +289,6 @@
           <w:insideH w:val="none" w:color="FFFFFF" w:sz="0"/>
           <w:insideV w:val="none" w:color="FFFFFF" w:sz="0"/>
         </w:tblBorders>
-        <w:tblCellMar>
-          <w:bottom w:type="dxa" w:w="200"/>
-        </w:tblCellMar>
       </w:tblPr>
       <w:tblGrid>
         <w:gridCol w:w="4680"/>
@@ -316,7 +304,7 @@
             <w:tcMar>
               <w:top w:type="dxa" w:w="0"/>
               <w:left w:type="dxa" w:w="0"/>
-              <w:bottom w:type="dxa" w:w="0"/>
+              <w:bottom w:type="dxa" w:w="200"/>
               <w:right w:type="dxa" w:w="160"/>
             </w:tcMar>
           </w:tcPr>
@@ -341,7 +329,7 @@
             <w:tcMar>
               <w:top w:type="dxa" w:w="0"/>
               <w:left w:type="dxa" w:w="0"/>
-              <w:bottom w:type="dxa" w:w="0"/>
+              <w:bottom w:type="dxa" w:w="200"/>
               <w:right w:type="dxa" w:w="0"/>
             </w:tcMar>
           </w:tcPr>
@@ -373,9 +361,6 @@
           <w:insideH w:val="none" w:color="FFFFFF" w:sz="0"/>
           <w:insideV w:val="none" w:color="FFFFFF" w:sz="0"/>
         </w:tblBorders>
-        <w:tblCellMar>
-          <w:bottom w:type="dxa" w:w="200"/>
-        </w:tblCellMar>
       </w:tblPr>
       <w:tblGrid>
         <w:gridCol w:w="4680"/>
@@ -391,7 +376,7 @@
             <w:tcMar>
               <w:top w:type="dxa" w:w="0"/>
               <w:left w:type="dxa" w:w="0"/>
-              <w:bottom w:type="dxa" w:w="0"/>
+              <w:bottom w:type="dxa" w:w="200"/>
               <w:right w:type="dxa" w:w="160"/>
             </w:tcMar>
           </w:tcPr>
@@ -416,7 +401,7 @@
             <w:tcMar>
               <w:top w:type="dxa" w:w="0"/>
               <w:left w:type="dxa" w:w="0"/>
-              <w:bottom w:type="dxa" w:w="0"/>
+              <w:bottom w:type="dxa" w:w="200"/>
               <w:right w:type="dxa" w:w="0"/>
             </w:tcMar>
           </w:tcPr>
@@ -448,9 +433,6 @@
           <w:insideH w:val="none" w:color="FFFFFF" w:sz="0"/>
           <w:insideV w:val="none" w:color="FFFFFF" w:sz="0"/>
         </w:tblBorders>
-        <w:tblCellMar>
-          <w:bottom w:type="dxa" w:w="200"/>
-        </w:tblCellMar>
       </w:tblPr>
       <w:tblGrid>
         <w:gridCol w:w="4680"/>
@@ -466,7 +448,7 @@
             <w:tcMar>
               <w:top w:type="dxa" w:w="0"/>
               <w:left w:type="dxa" w:w="0"/>
-              <w:bottom w:type="dxa" w:w="0"/>
+              <w:bottom w:type="dxa" w:w="200"/>
               <w:right w:type="dxa" w:w="160"/>
             </w:tcMar>
           </w:tcPr>
@@ -491,7 +473,7 @@
             <w:tcMar>
               <w:top w:type="dxa" w:w="0"/>
               <w:left w:type="dxa" w:w="0"/>
-              <w:bottom w:type="dxa" w:w="0"/>
+              <w:bottom w:type="dxa" w:w="200"/>
               <w:right w:type="dxa" w:w="0"/>
             </w:tcMar>
           </w:tcPr>

--- a/public/templates/CT04_Phieu-danh-gia-phe-duyet-tuyen-dung_mau-trang.docx
+++ b/public/templates/CT04_Phieu-danh-gia-phe-duyet-tuyen-dung_mau-trang.docx
@@ -494,20 +494,6 @@
         </w:tc>
       </w:tr>
     </w:tbl>
-    <w:p>
-      <w:pPr>
-        <w:tabs>
-          <w:tab w:val="right" w:pos="9300" w:leader="dot"/>
-        </w:tabs>
-        <w:spacing w:after="200" w:line="240" w:lineRule="auto"/>
-      </w:pPr>
-      <w:r>
-        <w:t xml:space="preserve">Loại hình tuyển dụng: </w:t>
-      </w:r>
-      <w:r>
-        <w:t xml:space="preserve">	</w:t>
-      </w:r>
-    </w:p>
     <w:p>
       <w:pPr>
         <w:keepNext w:val="false"/>
